--- a/src/test/fixtures/docx/lists.docx
+++ b/src/test/fixtures/docx/lists.docx
@@ -171,6 +171,14 @@
       </w:pPr>
       <w:r>
         <w:t xml:space="preserve">Next item</w:t>
+      </w:r>
+    </w:p>
+    <w:p>
+      <w:pPr>
+        <w:pStyle w:val="ListContinue"/>
+      </w:pPr>
+      <w:r>
+        <w:t xml:space="preserve">Style continuation of that item.</w:t>
       </w:r>
     </w:p>
     <w:p>
@@ -517,6 +525,30 @@
       </w:pPr>
     </w:lvl>
   </w:abstractNum>
+  <w:abstractNum w:abstractNumId="4">
+    <w:multiLevelType w:val="hybridMultilevel"/>
+    <w:lvl w:ilvl="0">
+      <w:start w:val="1"/>
+      <w:numFmt w:val="decimal"/>
+      <w:lvlText w:val="%1."/>
+      <w:lvlJc w:val="left"/>
+      <w:pPr>
+        <w:ind w:left="720" w:hanging="360"/>
+      </w:pPr>
+    </w:lvl>
+  </w:abstractNum>
+  <w:abstractNum w:abstractNumId="5">
+    <w:multiLevelType w:val="hybridMultilevel"/>
+    <w:lvl w:ilvl="0">
+      <w:start w:val="1"/>
+      <w:numFmt w:val="decimal"/>
+      <w:lvlText w:val="%1."/>
+      <w:lvlJc w:val="left"/>
+      <w:pPr>
+        <w:ind w:left="720" w:hanging="360"/>
+      </w:pPr>
+    </w:lvl>
+  </w:abstractNum>
   <w:num w:numId="1">
     <w:abstractNumId w:val="0"/>
   </w:num>
@@ -527,10 +559,10 @@
     <w:abstractNumId w:val="2"/>
   </w:num>
   <w:num w:numId="4">
-    <w:abstractNumId w:val="1"/>
+    <w:abstractNumId w:val="4"/>
   </w:num>
   <w:num w:numId="5">
-    <w:abstractNumId w:val="1"/>
+    <w:abstractNumId w:val="5"/>
   </w:num>
   <w:num w:numId="6">
     <w:abstractNumId w:val="3"/>
